--- a/kpmg/zpp_forecast_paints/docs/TS_ZFORECAST_Paints.docx
+++ b/kpmg/zpp_forecast_paints/docs/TS_ZFORECAST_Paints.docx
@@ -2793,7 +2793,7 @@
       </w:r>
     </w:p>
     <w:bookmarkEnd w:id="24"/>
-    <w:bookmarkStart w:id="25" w:name="X6156b7cd96e9ac18cc2547da399f91948439533"/>
+    <w:bookmarkStart w:id="25" w:name="X2430ac70c688013bc39d7ec6cb8de7b1b7b8ea4"/>
     <w:p>
       <w:pPr>
         <w:pStyle w:val="Heading3"/>
@@ -2814,7 +2814,7 @@
         <w:t xml:space="preserve"> </w:t>
       </w:r>
       <w:r>
-        <w:t xml:space="preserve">— category and brand uploads</w:t>
+        <w:t xml:space="preserve">— all nine Paints uploads</w:t>
       </w:r>
     </w:p>
     <w:p>
@@ -2822,13 +2822,22 @@
         <w:pStyle w:val="FirstParagraph"/>
       </w:pPr>
       <w:r>
-        <w:t xml:space="preserve">Two radio buttons, each with its own Download Template button, plus file, header-row and</w:t>
-      </w:r>
-      <w:r>
-        <w:t xml:space="preserve"> </w:t>
-      </w:r>
-      <w:r>
-        <w:t xml:space="preserve">test-run fields; file handling (Excel through</w:t>
+        <w:rPr>
+          <w:rStyle w:val="VerbatimChar"/>
+        </w:rPr>
+        <w:t xml:space="preserve">ZPP_FORECAST_UPLOAD</w:t>
+      </w:r>
+      <w:r>
+        <w:t xml:space="preserve"> </w:t>
+      </w:r>
+      <w:r>
+        <w:t xml:space="preserve">copied whole (repo copy activated 23/09/26: eight radio buttons, each</w:t>
+      </w:r>
+      <w:r>
+        <w:t xml:space="preserve"> </w:t>
+      </w:r>
+      <w:r>
+        <w:t xml:space="preserve">with its own Download Template button, Excel through</w:t>
       </w:r>
       <w:r>
         <w:t xml:space="preserve"> </w:t>
@@ -2840,25 +2849,70 @@
         <w:t xml:space="preserve">CL_FDT_XL_SPREADSHEET</w:t>
       </w:r>
       <w:r>
-        <w:t xml:space="preserve">, CSV, tab text, header</w:t>
-      </w:r>
-      <w:r>
-        <w:t xml:space="preserve"> </w:t>
-      </w:r>
-      <w:r>
-        <w:t xml:space="preserve">detection, per-row result list with traffic light, commit of good rows only) copied from</w:t>
-      </w:r>
-      <w:r>
-        <w:t xml:space="preserve"> </w:t>
-      </w:r>
-      <w:r>
-        <w:rPr>
-          <w:rStyle w:val="VerbatimChar"/>
-        </w:rPr>
-        <w:t xml:space="preserve">ZPP_FORECAST_UPLOAD</w:t>
-      </w:r>
-      <w:r>
-        <w:t xml:space="preserve">.</w:t>
+        <w:t xml:space="preserve">, CSV, tab text,</w:t>
+      </w:r>
+      <w:r>
+        <w:t xml:space="preserve"> </w:t>
+      </w:r>
+      <w:r>
+        <w:t xml:space="preserve">header detection, per-row result list with traffic light, commit of good rows only) with</w:t>
+      </w:r>
+      <w:r>
+        <w:t xml:space="preserve"> </w:t>
+      </w:r>
+      <w:r>
+        <w:t xml:space="preserve">three additions: a ninth radio button Brand,</w:t>
+      </w:r>
+      <w:r>
+        <w:t xml:space="preserve"> </w:t>
+      </w:r>
+      <w:r>
+        <w:rPr>
+          <w:rStyle w:val="VerbatimChar"/>
+        </w:rPr>
+        <w:t xml:space="preserve">FORM DO_BRAND</w:t>
+      </w:r>
+      <w:r>
+        <w:t xml:space="preserve">, and</w:t>
+      </w:r>
+      <w:r>
+        <w:t xml:space="preserve"> </w:t>
+      </w:r>
+      <w:r>
+        <w:rPr>
+          <w:rStyle w:val="VerbatimChar"/>
+        </w:rPr>
+        <w:t xml:space="preserve">FORM CHECK_INDICATOR</w:t>
+      </w:r>
+      <w:r>
+        <w:t xml:space="preserve"> </w:t>
+      </w:r>
+      <w:r>
+        <w:t xml:space="preserve">replacing the MTS/MTO-only check in</w:t>
+      </w:r>
+      <w:r>
+        <w:t xml:space="preserve"> </w:t>
+      </w:r>
+      <w:r>
+        <w:rPr>
+          <w:rStyle w:val="VerbatimChar"/>
+        </w:rPr>
+        <w:t xml:space="preserve">FORM DO_CATEGORY</w:t>
+      </w:r>
+      <w:r>
+        <w:t xml:space="preserve">. Tracking, exclusion, legacy history,</w:t>
+      </w:r>
+      <w:r>
+        <w:t xml:space="preserve"> </w:t>
+      </w:r>
+      <w:r>
+        <w:t xml:space="preserve">business forecast and forecast change are the Adhesive routines unchanged and write the same</w:t>
+      </w:r>
+      <w:r>
+        <w:t xml:space="preserve"> </w:t>
+      </w:r>
+      <w:r>
+        <w:t xml:space="preserve">tables. A Paints user never needs ZFCST_UPL.</w:t>
       </w:r>
     </w:p>
     <w:tbl>

--- a/kpmg/zpp_forecast_paints/docs/TS_ZFORECAST_Paints.docx
+++ b/kpmg/zpp_forecast_paints/docs/TS_ZFORECAST_Paints.docx
@@ -2,7 +2,7 @@
 <file path=word/document.xml><?xml version="1.0" encoding="utf-8"?>
 <w:document xmlns:w="http://schemas.openxmlformats.org/wordprocessingml/2006/main" xmlns:m="http://schemas.openxmlformats.org/officeDocument/2006/math" xmlns:r="http://schemas.openxmlformats.org/officeDocument/2006/relationships" xmlns:o="urn:schemas-microsoft-com:office:office" xmlns:v="urn:schemas-microsoft-com:vml" xmlns:w10="urn:schemas-microsoft-com:office:word" xmlns:a="http://schemas.openxmlformats.org/drawingml/2006/main" xmlns:pic="http://schemas.openxmlformats.org/drawingml/2006/picture" xmlns:wp="http://schemas.openxmlformats.org/drawingml/2006/wordprocessingDrawing">
   <w:body>
-    <w:bookmarkStart w:id="32" w:name="ts-zforecast-paints-wricef-id-2b"/>
+    <w:bookmarkStart w:id="33" w:name="ts-zforecast-paints-wricef-id-2b"/>
     <w:p>
       <w:pPr>
         <w:pStyle w:val="Heading1"/>
@@ -509,17 +509,50 @@
               </w:rPr>
               <w:t xml:space="preserve">ZDO_BRAND</w:t>
             </w:r>
-          </w:p>
-        </w:tc>
-        <w:tc>
-          <w:tcPr/>
-          <w:p>
-            <w:pPr>
-              <w:pStyle w:val="Compact"/>
-              <w:jc w:val="left"/>
-            </w:pPr>
-            <w:r>
-              <w:t xml:space="preserve">Domain</w:t>
+            <w:r>
+              <w:t xml:space="preserve">,</w:t>
+            </w:r>
+            <w:r>
+              <w:t xml:space="preserve"> </w:t>
+            </w:r>
+            <w:r>
+              <w:rPr>
+                <w:rStyle w:val="VerbatimChar"/>
+              </w:rPr>
+              <w:t xml:space="preserve">ZDO_FCST_KL</w:t>
+            </w:r>
+            <w:r>
+              <w:t xml:space="preserve"> </w:t>
+            </w:r>
+            <w:r>
+              <w:t xml:space="preserve">(DEC 13,3),</w:t>
+            </w:r>
+            <w:r>
+              <w:t xml:space="preserve"> </w:t>
+            </w:r>
+            <w:r>
+              <w:rPr>
+                <w:rStyle w:val="VerbatimChar"/>
+              </w:rPr>
+              <w:t xml:space="preserve">ZDO_FCST_CR</w:t>
+            </w:r>
+            <w:r>
+              <w:t xml:space="preserve"> </w:t>
+            </w:r>
+            <w:r>
+              <w:t xml:space="preserve">(DEC 13,4)</w:t>
+            </w:r>
+          </w:p>
+        </w:tc>
+        <w:tc>
+          <w:tcPr/>
+          <w:p>
+            <w:pPr>
+              <w:pStyle w:val="Compact"/>
+              <w:jc w:val="left"/>
+            </w:pPr>
+            <w:r>
+              <w:t xml:space="preserve">Domains</w:t>
             </w:r>
           </w:p>
         </w:tc>
@@ -573,17 +606,65 @@
               </w:rPr>
               <w:t xml:space="preserve">ZDE_BRAND</w:t>
             </w:r>
-          </w:p>
-        </w:tc>
-        <w:tc>
-          <w:tcPr/>
-          <w:p>
-            <w:pPr>
-              <w:pStyle w:val="Compact"/>
-              <w:jc w:val="left"/>
-            </w:pPr>
-            <w:r>
-              <w:t xml:space="preserve">Data element</w:t>
+            <w:r>
+              <w:t xml:space="preserve">,</w:t>
+            </w:r>
+            <w:r>
+              <w:t xml:space="preserve"> </w:t>
+            </w:r>
+            <w:r>
+              <w:rPr>
+                <w:rStyle w:val="VerbatimChar"/>
+              </w:rPr>
+              <w:t xml:space="preserve">ZDE_PACK_SIZE</w:t>
+            </w:r>
+            <w:r>
+              <w:t xml:space="preserve">,</w:t>
+            </w:r>
+            <w:r>
+              <w:t xml:space="preserve"> </w:t>
+            </w:r>
+            <w:r>
+              <w:rPr>
+                <w:rStyle w:val="VerbatimChar"/>
+              </w:rPr>
+              <w:t xml:space="preserve">ZDE_QTY_CARTON</w:t>
+            </w:r>
+            <w:r>
+              <w:t xml:space="preserve">,</w:t>
+            </w:r>
+            <w:r>
+              <w:t xml:space="preserve"> </w:t>
+            </w:r>
+            <w:r>
+              <w:rPr>
+                <w:rStyle w:val="VerbatimChar"/>
+              </w:rPr>
+              <w:t xml:space="preserve">ZDE_FCST_KL</w:t>
+            </w:r>
+            <w:r>
+              <w:t xml:space="preserve">,</w:t>
+            </w:r>
+            <w:r>
+              <w:t xml:space="preserve"> </w:t>
+            </w:r>
+            <w:r>
+              <w:rPr>
+                <w:rStyle w:val="VerbatimChar"/>
+              </w:rPr>
+              <w:t xml:space="preserve">ZDE_FCST_CR</w:t>
+            </w:r>
+          </w:p>
+        </w:tc>
+        <w:tc>
+          <w:tcPr/>
+          <w:p>
+            <w:pPr>
+              <w:pStyle w:val="Compact"/>
+              <w:jc w:val="left"/>
+            </w:pPr>
+            <w:r>
+              <w:t xml:space="preserve">Data elements</w:t>
             </w:r>
           </w:p>
         </w:tc>
@@ -660,6 +741,94 @@
             </w:pPr>
             <w:r>
               <w:t xml:space="preserve">New</w:t>
+            </w:r>
+          </w:p>
+        </w:tc>
+        <w:tc>
+          <w:tcPr/>
+          <w:p>
+            <w:pPr>
+              <w:pStyle w:val="Compact"/>
+              <w:jc w:val="left"/>
+            </w:pPr>
+            <w:r>
+              <w:rPr>
+                <w:rStyle w:val="VerbatimChar"/>
+              </w:rPr>
+              <w:t xml:space="preserve">ZPP_FORECAST_PAINTS</w:t>
+            </w:r>
+          </w:p>
+        </w:tc>
+        <w:tc>
+          <w:tcPr/>
+          <w:p>
+            <w:pPr>
+              <w:pStyle w:val="Compact"/>
+            </w:pPr>
+          </w:p>
+        </w:tc>
+      </w:tr>
+      <w:tr>
+        <w:tc>
+          <w:tcPr/>
+          <w:p>
+            <w:pPr>
+              <w:pStyle w:val="Compact"/>
+              <w:jc w:val="left"/>
+            </w:pPr>
+            <w:r>
+              <w:rPr>
+                <w:rStyle w:val="VerbatimChar"/>
+              </w:rPr>
+              <w:t xml:space="preserve">ZPPT_PNT_FCST_YR</w:t>
+            </w:r>
+            <w:r>
+              <w:t xml:space="preserve">,</w:t>
+            </w:r>
+            <w:r>
+              <w:t xml:space="preserve"> </w:t>
+            </w:r>
+            <w:r>
+              <w:rPr>
+                <w:rStyle w:val="VerbatimChar"/>
+              </w:rPr>
+              <w:t xml:space="preserve">ZPPT_PNT_FCST_QT</w:t>
+            </w:r>
+            <w:r>
+              <w:t xml:space="preserve">,</w:t>
+            </w:r>
+            <w:r>
+              <w:t xml:space="preserve"> </w:t>
+            </w:r>
+            <w:r>
+              <w:rPr>
+                <w:rStyle w:val="VerbatimChar"/>
+              </w:rPr>
+              <w:t xml:space="preserve">ZPPT_PNT_FCST_MN</w:t>
+            </w:r>
+          </w:p>
+        </w:tc>
+        <w:tc>
+          <w:tcPr/>
+          <w:p>
+            <w:pPr>
+              <w:pStyle w:val="Compact"/>
+              <w:jc w:val="left"/>
+            </w:pPr>
+            <w:r>
+              <w:t xml:space="preserve">Tables</w:t>
+            </w:r>
+          </w:p>
+        </w:tc>
+        <w:tc>
+          <w:tcPr/>
+          <w:p>
+            <w:pPr>
+              <w:pStyle w:val="Compact"/>
+              <w:jc w:val="left"/>
+            </w:pPr>
+            <w:r>
+              <w:t xml:space="preserve">New — Paints annual, quarterly, monthly forecast</w:t>
             </w:r>
           </w:p>
         </w:tc>
@@ -1363,7 +1532,7 @@
       </w:tr>
     </w:tbl>
     <w:bookmarkEnd w:id="22"/>
-    <w:bookmarkStart w:id="28" w:name="detailed-design"/>
+    <w:bookmarkStart w:id="29" w:name="detailed-design"/>
     <w:p>
       <w:pPr>
         <w:pStyle w:val="Heading2"/>
@@ -2793,7 +2962,390 @@
       </w:r>
     </w:p>
     <w:bookmarkEnd w:id="24"/>
-    <w:bookmarkStart w:id="25" w:name="X2430ac70c688013bc39d7ec6cb8de7b1b7b8ea4"/>
+    <w:bookmarkStart w:id="25" w:name="X494ef7a3e518ec61cdf16e7e3c78f9de4a7affa"/>
+    <w:p>
+      <w:pPr>
+        <w:pStyle w:val="Heading3"/>
+      </w:pPr>
+      <w:r>
+        <w:t xml:space="preserve">4.2a The Paints forecast tables and</w:t>
+      </w:r>
+      <w:r>
+        <w:t xml:space="preserve"> </w:t>
+      </w:r>
+      <w:r>
+        <w:rPr>
+          <w:rStyle w:val="VerbatimChar"/>
+        </w:rPr>
+        <w:t xml:space="preserve">SAVE_PAINTS</w:t>
+      </w:r>
+    </w:p>
+    <w:p>
+      <w:pPr>
+        <w:pStyle w:val="FirstParagraph"/>
+      </w:pPr>
+      <w:r>
+        <w:rPr>
+          <w:rStyle w:val="VerbatimChar"/>
+        </w:rPr>
+        <w:t xml:space="preserve">ZPPT_PNT_FCST_YR</w:t>
+      </w:r>
+      <w:r>
+        <w:t xml:space="preserve"> </w:t>
+      </w:r>
+      <w:r>
+        <w:t xml:space="preserve">(key WERKS, MATNR, FYEAR),</w:t>
+      </w:r>
+      <w:r>
+        <w:t xml:space="preserve"> </w:t>
+      </w:r>
+      <w:r>
+        <w:rPr>
+          <w:rStyle w:val="VerbatimChar"/>
+        </w:rPr>
+        <w:t xml:space="preserve">ZPPT_PNT_FCST_QT</w:t>
+      </w:r>
+      <w:r>
+        <w:t xml:space="preserve"> </w:t>
+      </w:r>
+      <w:r>
+        <w:t xml:space="preserve">(key WERKS, MATNR, GJAHR,</w:t>
+      </w:r>
+      <w:r>
+        <w:t xml:space="preserve"> </w:t>
+      </w:r>
+      <w:r>
+        <w:t xml:space="preserve">QUARTER) and</w:t>
+      </w:r>
+      <w:r>
+        <w:t xml:space="preserve"> </w:t>
+      </w:r>
+      <w:r>
+        <w:rPr>
+          <w:rStyle w:val="VerbatimChar"/>
+        </w:rPr>
+        <w:t xml:space="preserve">ZPPT_PNT_FCST_MN</w:t>
+      </w:r>
+      <w:r>
+        <w:t xml:space="preserve"> </w:t>
+      </w:r>
+      <w:r>
+        <w:t xml:space="preserve">(key WERKS, MATNR, GJAHR, PERIOD) are the Adhesive tables</w:t>
+      </w:r>
+      <w:r>
+        <w:t xml:space="preserve"> </w:t>
+      </w:r>
+      <w:r>
+        <w:t xml:space="preserve">field for field plus</w:t>
+      </w:r>
+      <w:r>
+        <w:t xml:space="preserve"> </w:t>
+      </w:r>
+      <w:r>
+        <w:rPr>
+          <w:rStyle w:val="VerbatimChar"/>
+        </w:rPr>
+        <w:t xml:space="preserve">NAME1</w:t>
+      </w:r>
+      <w:r>
+        <w:t xml:space="preserve">,</w:t>
+      </w:r>
+      <w:r>
+        <w:t xml:space="preserve"> </w:t>
+      </w:r>
+      <w:r>
+        <w:rPr>
+          <w:rStyle w:val="VerbatimChar"/>
+        </w:rPr>
+        <w:t xml:space="preserve">BRAND</w:t>
+      </w:r>
+      <w:r>
+        <w:t xml:space="preserve">,</w:t>
+      </w:r>
+      <w:r>
+        <w:t xml:space="preserve"> </w:t>
+      </w:r>
+      <w:r>
+        <w:rPr>
+          <w:rStyle w:val="VerbatimChar"/>
+        </w:rPr>
+        <w:t xml:space="preserve">PACK_SIZE</w:t>
+      </w:r>
+      <w:r>
+        <w:t xml:space="preserve">,</w:t>
+      </w:r>
+      <w:r>
+        <w:t xml:space="preserve"> </w:t>
+      </w:r>
+      <w:r>
+        <w:rPr>
+          <w:rStyle w:val="VerbatimChar"/>
+        </w:rPr>
+        <w:t xml:space="preserve">PACK_UNIT</w:t>
+      </w:r>
+      <w:r>
+        <w:t xml:space="preserve">,</w:t>
+      </w:r>
+      <w:r>
+        <w:t xml:space="preserve"> </w:t>
+      </w:r>
+      <w:r>
+        <w:rPr>
+          <w:rStyle w:val="VerbatimChar"/>
+        </w:rPr>
+        <w:t xml:space="preserve">QTY_CARTON</w:t>
+      </w:r>
+      <w:r>
+        <w:t xml:space="preserve">,</w:t>
+      </w:r>
+      <w:r>
+        <w:t xml:space="preserve"> </w:t>
+      </w:r>
+      <w:r>
+        <w:rPr>
+          <w:rStyle w:val="VerbatimChar"/>
+        </w:rPr>
+        <w:t xml:space="preserve">BRGEW</w:t>
+      </w:r>
+      <w:r>
+        <w:t xml:space="preserve"> </w:t>
+      </w:r>
+      <w:r>
+        <w:t xml:space="preserve">(ref</w:t>
+      </w:r>
+      <w:r>
+        <w:t xml:space="preserve"> </w:t>
+      </w:r>
+      <w:r>
+        <w:rPr>
+          <w:rStyle w:val="VerbatimChar"/>
+        </w:rPr>
+        <w:t xml:space="preserve">GEWEI</w:t>
+      </w:r>
+      <w:r>
+        <w:t xml:space="preserve">), the per-month</w:t>
+      </w:r>
+      <w:r>
+        <w:t xml:space="preserve"> </w:t>
+      </w:r>
+      <w:r>
+        <w:rPr>
+          <w:rStyle w:val="VerbatimChar"/>
+        </w:rPr>
+        <w:t xml:space="preserve">Mnn_KL</w:t>
+      </w:r>
+      <w:r>
+        <w:t xml:space="preserve"> </w:t>
+      </w:r>
+      <w:r>
+        <w:t xml:space="preserve">/</w:t>
+      </w:r>
+      <w:r>
+        <w:t xml:space="preserve"> </w:t>
+      </w:r>
+      <w:r>
+        <w:rPr>
+          <w:rStyle w:val="VerbatimChar"/>
+        </w:rPr>
+        <w:t xml:space="preserve">Mnn_CR</w:t>
+      </w:r>
+      <w:r>
+        <w:t xml:space="preserve"> </w:t>
+      </w:r>
+      <w:r>
+        <w:t xml:space="preserve">(annual twelve each, quarterly M4–M6, monthly</w:t>
+      </w:r>
+      <w:r>
+        <w:t xml:space="preserve"> </w:t>
+      </w:r>
+      <w:r>
+        <w:t xml:space="preserve">M4), and on annual and monthly</w:t>
+      </w:r>
+      <w:r>
+        <w:t xml:space="preserve"> </w:t>
+      </w:r>
+      <w:r>
+        <w:rPr>
+          <w:rStyle w:val="VerbatimChar"/>
+        </w:rPr>
+        <w:t xml:space="preserve">WAERS</w:t>
+      </w:r>
+      <w:r>
+        <w:t xml:space="preserve"> </w:t>
+      </w:r>
+      <w:r>
+        <w:t xml:space="preserve">+</w:t>
+      </w:r>
+      <w:r>
+        <w:t xml:space="preserve"> </w:t>
+      </w:r>
+      <w:r>
+        <w:rPr>
+          <w:rStyle w:val="VerbatimChar"/>
+        </w:rPr>
+        <w:t xml:space="preserve">PRICE</w:t>
+      </w:r>
+      <w:r>
+        <w:t xml:space="preserve"> </w:t>
+      </w:r>
+      <w:r>
+        <w:t xml:space="preserve">(ref</w:t>
+      </w:r>
+      <w:r>
+        <w:t xml:space="preserve"> </w:t>
+      </w:r>
+      <w:r>
+        <w:rPr>
+          <w:rStyle w:val="VerbatimChar"/>
+        </w:rPr>
+        <w:t xml:space="preserve">WAERS</w:t>
+      </w:r>
+      <w:r>
+        <w:t xml:space="preserve">), which the Adhesive tables</w:t>
+      </w:r>
+      <w:r>
+        <w:t xml:space="preserve"> </w:t>
+      </w:r>
+      <w:r>
+        <w:t xml:space="preserve">do not carry. Delivery class A, APPL0, size 0.</w:t>
+      </w:r>
+    </w:p>
+    <w:p>
+      <w:pPr>
+        <w:pStyle w:val="BodyText"/>
+      </w:pPr>
+      <w:r>
+        <w:rPr>
+          <w:rStyle w:val="VerbatimChar"/>
+        </w:rPr>
+        <w:t xml:space="preserve">ZCL_PP_FCST_PNT=&gt;SAVE_PAINTS( iv_mode, ct_alv, ct_msg )</w:t>
+      </w:r>
+      <w:r>
+        <w:t xml:space="preserve"> </w:t>
+      </w:r>
+      <w:r>
+        <w:t xml:space="preserve">runs after</w:t>
+      </w:r>
+      <w:r>
+        <w:t xml:space="preserve"> </w:t>
+      </w:r>
+      <w:r>
+        <w:rPr>
+          <w:rStyle w:val="VerbatimChar"/>
+        </w:rPr>
+        <w:t xml:space="preserve">ZCL_PP_FCST=&gt;SAVE</w:t>
+      </w:r>
+      <w:r>
+        <w:t xml:space="preserve">: for</w:t>
+      </w:r>
+      <w:r>
+        <w:t xml:space="preserve"> </w:t>
+      </w:r>
+      <w:r>
+        <w:t xml:space="preserve">every row with</w:t>
+      </w:r>
+      <w:r>
+        <w:t xml:space="preserve"> </w:t>
+      </w:r>
+      <w:r>
+        <w:rPr>
+          <w:rStyle w:val="VerbatimChar"/>
+        </w:rPr>
+        <w:t xml:space="preserve">MARK</w:t>
+      </w:r>
+      <w:r>
+        <w:t xml:space="preserve"> </w:t>
+      </w:r>
+      <w:r>
+        <w:t xml:space="preserve">and a forecast number it builds the table row with</w:t>
+      </w:r>
+      <w:r>
+        <w:t xml:space="preserve"> </w:t>
+      </w:r>
+      <w:r>
+        <w:rPr>
+          <w:rStyle w:val="VerbatimChar"/>
+        </w:rPr>
+        <w:t xml:space="preserve">CORRESPONDING</w:t>
+      </w:r>
+      <w:r>
+        <w:t xml:space="preserve">,</w:t>
+      </w:r>
+      <w:r>
+        <w:t xml:space="preserve"> </w:t>
+      </w:r>
+      <w:r>
+        <w:t xml:space="preserve">keeps an existing row’s created-by and created-on, sets changed-by and changed-on, and</w:t>
+      </w:r>
+      <w:r>
+        <w:t xml:space="preserve"> </w:t>
+      </w:r>
+      <w:r>
+        <w:rPr>
+          <w:rStyle w:val="VerbatimChar"/>
+        </w:rPr>
+        <w:t xml:space="preserve">MODIFY</w:t>
+      </w:r>
+      <w:r>
+        <w:t xml:space="preserve">s the table of the mode; one</w:t>
+      </w:r>
+      <w:r>
+        <w:t xml:space="preserve"> </w:t>
+      </w:r>
+      <w:r>
+        <w:rPr>
+          <w:rStyle w:val="VerbatimChar"/>
+        </w:rPr>
+        <w:t xml:space="preserve">COMMIT WORK</w:t>
+      </w:r>
+      <w:r>
+        <w:t xml:space="preserve"> </w:t>
+      </w:r>
+      <w:r>
+        <w:t xml:space="preserve">at the end. A refused row gets light 1 and</w:t>
+      </w:r>
+      <w:r>
+        <w:t xml:space="preserve"> </w:t>
+      </w:r>
+      <w:r>
+        <w:t xml:space="preserve">the message</w:t>
+      </w:r>
+      <w:r>
+        <w:t xml:space="preserve"> </w:t>
+      </w:r>
+      <w:r>
+        <w:t xml:space="preserve">“</w:t>
+      </w:r>
+      <w:r>
+        <w:t xml:space="preserve">Saved under forecast n, Paints table not updated</w:t>
+      </w:r>
+      <w:r>
+        <w:t xml:space="preserve">”</w:t>
+      </w:r>
+      <w:r>
+        <w:t xml:space="preserve">. The shared tables are still</w:t>
+      </w:r>
+      <w:r>
+        <w:t xml:space="preserve"> </w:t>
+      </w:r>
+      <w:r>
+        <w:t xml:space="preserve">written by the engine first: it reads the business forecast, additional quantities, MSL and</w:t>
+      </w:r>
+      <w:r>
+        <w:t xml:space="preserve"> </w:t>
+      </w:r>
+      <w:r>
+        <w:t xml:space="preserve">price back from them at generation, the change upload requires the shared row, the forecast</w:t>
+      </w:r>
+      <w:r>
+        <w:t xml:space="preserve"> </w:t>
+      </w:r>
+      <w:r>
+        <w:t xml:space="preserve">number is shared through them, and ZFCST_RPT reads them. Nothing reads the Paints tables yet.</w:t>
+      </w:r>
+    </w:p>
+    <w:bookmarkEnd w:id="25"/>
+    <w:bookmarkStart w:id="26" w:name="X2430ac70c688013bc39d7ec6cb8de7b1b7b8ea4"/>
     <w:p>
       <w:pPr>
         <w:pStyle w:val="Heading3"/>
@@ -3163,8 +3715,8 @@
         <w:t xml:space="preserve">), as on Adhesive.</w:t>
       </w:r>
     </w:p>
-    <w:bookmarkEnd w:id="25"/>
-    <w:bookmarkStart w:id="26" w:name="zpp_forecast_paints-generation"/>
+    <w:bookmarkEnd w:id="26"/>
+    <w:bookmarkStart w:id="27" w:name="zpp_forecast_paints-generation"/>
     <w:p>
       <w:pPr>
         <w:pStyle w:val="Heading3"/>
@@ -3578,8 +4130,8 @@
         <w:t xml:space="preserve">§4.</w:t>
       </w:r>
     </w:p>
-    <w:bookmarkEnd w:id="26"/>
-    <w:bookmarkStart w:id="27" w:name="manual-steps"/>
+    <w:bookmarkEnd w:id="27"/>
+    <w:bookmarkStart w:id="28" w:name="manual-steps"/>
     <w:p>
       <w:pPr>
         <w:pStyle w:val="Heading3"/>
@@ -3668,9 +4220,9 @@
         <w:t xml:space="preserve">.</w:t>
       </w:r>
     </w:p>
-    <w:bookmarkEnd w:id="27"/>
     <w:bookmarkEnd w:id="28"/>
-    <w:bookmarkStart w:id="29" w:name="requirement-mapping"/>
+    <w:bookmarkEnd w:id="29"/>
+    <w:bookmarkStart w:id="30" w:name="requirement-mapping"/>
     <w:p>
       <w:pPr>
         <w:pStyle w:val="Heading2"/>
@@ -4049,8 +4601,8 @@
         </w:tc>
       </w:tr>
     </w:tbl>
-    <w:bookmarkEnd w:id="29"/>
-    <w:bookmarkStart w:id="30" w:name="test-scenarios"/>
+    <w:bookmarkEnd w:id="30"/>
+    <w:bookmarkStart w:id="31" w:name="test-scenarios"/>
     <w:p>
       <w:pPr>
         <w:pStyle w:val="Heading2"/>
@@ -5007,8 +5559,8 @@
         </w:tc>
       </w:tr>
     </w:tbl>
-    <w:bookmarkEnd w:id="30"/>
-    <w:bookmarkStart w:id="31" w:name="open-points"/>
+    <w:bookmarkEnd w:id="31"/>
+    <w:bookmarkStart w:id="32" w:name="open-points"/>
     <w:p>
       <w:pPr>
         <w:pStyle w:val="Heading2"/>
@@ -5100,8 +5652,8 @@
         <w:t xml:space="preserve">§2.</w:t>
       </w:r>
     </w:p>
-    <w:bookmarkEnd w:id="31"/>
     <w:bookmarkEnd w:id="32"/>
+    <w:bookmarkEnd w:id="33"/>
     <w:sectPr/>
   </w:body>
 </w:document>

--- a/kpmg/zpp_forecast_paints/docs/TS_ZFORECAST_Paints.docx
+++ b/kpmg/zpp_forecast_paints/docs/TS_ZFORECAST_Paints.docx
@@ -996,7 +996,7 @@
               <w:rPr>
                 <w:rStyle w:val="VerbatimChar"/>
               </w:rPr>
-              <w:t xml:space="preserve">ZPP_FORECAST_PAINTS_UPL</w:t>
+              <w:t xml:space="preserve">ZPP_FORECAST_UPLOAD</w:t>
             </w:r>
           </w:p>
         </w:tc>
@@ -1020,22 +1020,44 @@
               <w:jc w:val="left"/>
             </w:pPr>
             <w:r>
-              <w:t xml:space="preserve">New</w:t>
-            </w:r>
-          </w:p>
-        </w:tc>
-        <w:tc>
-          <w:tcPr/>
-          <w:p>
-            <w:pPr>
-              <w:pStyle w:val="Compact"/>
-              <w:jc w:val="left"/>
-            </w:pPr>
-            <w:r>
-              <w:rPr>
-                <w:rStyle w:val="VerbatimChar"/>
-              </w:rPr>
-              <w:t xml:space="preserve">ZPP_FORECAST_PAINTS</w:t>
+              <w:rPr>
+                <w:bCs/>
+                <w:b/>
+              </w:rPr>
+              <w:t xml:space="preserve">Changed</w:t>
+            </w:r>
+            <w:r>
+              <w:t xml:space="preserve"> </w:t>
+            </w:r>
+            <w:r>
+              <w:t xml:space="preserve">22.10.2026, markers</w:t>
+            </w:r>
+            <w:r>
+              <w:t xml:space="preserve"> </w:t>
+            </w:r>
+            <w:r>
+              <w:rPr>
+                <w:rStyle w:val="VerbatimChar"/>
+              </w:rPr>
+              <w:t xml:space="preserve">By Arnav on 22/10/26</w:t>
+            </w:r>
+            <w:r>
+              <w:t xml:space="preserve">: ninth upload type Brand, indicator MTS/MTO/DIS/TIN</w:t>
+            </w:r>
+          </w:p>
+        </w:tc>
+        <w:tc>
+          <w:tcPr/>
+          <w:p>
+            <w:pPr>
+              <w:pStyle w:val="Compact"/>
+              <w:jc w:val="left"/>
+            </w:pPr>
+            <w:r>
+              <w:rPr>
+                <w:rStyle w:val="VerbatimChar"/>
+              </w:rPr>
+              <w:t xml:space="preserve">ZPP_FORECAST</w:t>
             </w:r>
           </w:p>
         </w:tc>
@@ -2994,7 +3016,7 @@
         <w:t xml:space="preserve"> </w:t>
       </w:r>
       <w:r>
-        <w:t xml:space="preserve">(key WERKS, MATNR, FYEAR),</w:t>
+        <w:t xml:space="preserve">(key WERKS, MATNR, FYEAR, 73 fields),</w:t>
       </w:r>
       <w:r>
         <w:t xml:space="preserve"> </w:t>
@@ -3009,13 +3031,13 @@
         <w:t xml:space="preserve"> </w:t>
       </w:r>
       <w:r>
-        <w:t xml:space="preserve">(key WERKS, MATNR, GJAHR,</w:t>
-      </w:r>
-      <w:r>
-        <w:t xml:space="preserve"> </w:t>
-      </w:r>
-      <w:r>
-        <w:t xml:space="preserve">QUARTER) and</w:t>
+        <w:t xml:space="preserve">(key WERKS, MATNR,</w:t>
+      </w:r>
+      <w:r>
+        <w:t xml:space="preserve"> </w:t>
+      </w:r>
+      <w:r>
+        <w:t xml:space="preserve">GJAHR, QUARTER, 58 fields) and</w:t>
       </w:r>
       <w:r>
         <w:t xml:space="preserve"> </w:t>
@@ -3030,22 +3052,52 @@
         <w:t xml:space="preserve"> </w:t>
       </w:r>
       <w:r>
-        <w:t xml:space="preserve">(key WERKS, MATNR, GJAHR, PERIOD) are the Adhesive tables</w:t>
-      </w:r>
-      <w:r>
-        <w:t xml:space="preserve"> </w:t>
-      </w:r>
-      <w:r>
-        <w:t xml:space="preserve">field for field plus</w:t>
-      </w:r>
-      <w:r>
-        <w:t xml:space="preserve"> </w:t>
-      </w:r>
-      <w:r>
-        <w:rPr>
-          <w:rStyle w:val="VerbatimChar"/>
-        </w:rPr>
-        <w:t xml:space="preserve">NAME1</w:t>
+        <w:t xml:space="preserve">(key WERKS, MATNR, GJAHR, PERIOD, 45 fields)</w:t>
+      </w:r>
+      <w:r>
+        <w:t xml:space="preserve"> </w:t>
+      </w:r>
+      <w:r>
+        <w:t xml:space="preserve">mirror the displayed list column for column:</w:t>
+      </w:r>
+      <w:r>
+        <w:t xml:space="preserve"> </w:t>
+      </w:r>
+      <w:r>
+        <w:rPr>
+          <w:rStyle w:val="VerbatimChar"/>
+        </w:rPr>
+        <w:t xml:space="preserve">FCST_NO</w:t>
+      </w:r>
+      <w:r>
+        <w:t xml:space="preserve">, the lead block</w:t>
+      </w:r>
+      <w:r>
+        <w:t xml:space="preserve"> </w:t>
+      </w:r>
+      <w:r>
+        <w:rPr>
+          <w:rStyle w:val="VerbatimChar"/>
+        </w:rPr>
+        <w:t xml:space="preserve">NAME1 BRAND MAKTX MTS_MTO MVGR1_TXT MVGR2_TXT MVGR5_TXT MATKL PACK_SIZE PACK_UNIT PRICE QTY_CARTON</w:t>
+      </w:r>
+      <w:r>
+        <w:t xml:space="preserve">, the mode’s</w:t>
+      </w:r>
+      <w:r>
+        <w:t xml:space="preserve"> </w:t>
+      </w:r>
+      <w:r>
+        <w:t xml:space="preserve">columns in list order (annual</w:t>
+      </w:r>
+      <w:r>
+        <w:t xml:space="preserve"> </w:t>
+      </w:r>
+      <w:r>
+        <w:rPr>
+          <w:rStyle w:val="VerbatimChar"/>
+        </w:rPr>
+        <w:t xml:space="preserve">M01_FCST…M12_FCST</w:t>
       </w:r>
       <w:r>
         <w:t xml:space="preserve">,</w:t>
@@ -3057,7 +3109,7 @@
         <w:rPr>
           <w:rStyle w:val="VerbatimChar"/>
         </w:rPr>
-        <w:t xml:space="preserve">BRAND</w:t>
+        <w:t xml:space="preserve">M01_KL…</w:t>
       </w:r>
       <w:r>
         <w:t xml:space="preserve">,</w:t>
@@ -3069,7 +3121,7 @@
         <w:rPr>
           <w:rStyle w:val="VerbatimChar"/>
         </w:rPr>
-        <w:t xml:space="preserve">PACK_SIZE</w:t>
+        <w:t xml:space="preserve">M01_CR…</w:t>
       </w:r>
       <w:r>
         <w:t xml:space="preserve">,</w:t>
@@ -3081,7 +3133,76 @@
         <w:rPr>
           <w:rStyle w:val="VerbatimChar"/>
         </w:rPr>
-        <w:t xml:space="preserve">PACK_UNIT</w:t>
+        <w:t xml:space="preserve">M01_TON…</w:t>
+      </w:r>
+      <w:r>
+        <w:t xml:space="preserve">; quarterly</w:t>
+      </w:r>
+      <w:r>
+        <w:t xml:space="preserve"> </w:t>
+      </w:r>
+      <w:r>
+        <w:t xml:space="preserve">the comparison block,</w:t>
+      </w:r>
+      <w:r>
+        <w:t xml:space="preserve"> </w:t>
+      </w:r>
+      <w:r>
+        <w:rPr>
+          <w:rStyle w:val="VerbatimChar"/>
+        </w:rPr>
+        <w:t xml:space="preserve">FCST_QTY BUS_FCST FINAL_QTY</w:t>
+      </w:r>
+      <w:r>
+        <w:t xml:space="preserve"> </w:t>
+      </w:r>
+      <w:r>
+        <w:t xml:space="preserve">and per month</w:t>
+      </w:r>
+      <w:r>
+        <w:t xml:space="preserve"> </w:t>
+      </w:r>
+      <w:r>
+        <w:rPr>
+          <w:rStyle w:val="VerbatimChar"/>
+        </w:rPr>
+        <w:t xml:space="preserve">Mn_FCST BUS_FCST_ADDn Mn_FCST_FINAL Mn_KL Mn_CR Mn_TON</w:t>
+      </w:r>
+      <w:r>
+        <w:t xml:space="preserve">; monthly the comparison block,</w:t>
+      </w:r>
+      <w:r>
+        <w:t xml:space="preserve"> </w:t>
+      </w:r>
+      <w:r>
+        <w:rPr>
+          <w:rStyle w:val="VerbatimChar"/>
+        </w:rPr>
+        <w:t xml:space="preserve">BUS_FCST_ADD TOTAL_QTY M4_KL M4_CR M4_TON</w:t>
+      </w:r>
+      <w:r>
+        <w:t xml:space="preserve">),</w:t>
+      </w:r>
+      <w:r>
+        <w:t xml:space="preserve"> </w:t>
+      </w:r>
+      <w:r>
+        <w:rPr>
+          <w:rStyle w:val="VerbatimChar"/>
+        </w:rPr>
+        <w:t xml:space="preserve">BRGEW</w:t>
+      </w:r>
+      <w:r>
+        <w:t xml:space="preserve">, and the audit fields.</w:t>
+      </w:r>
+      <w:r>
+        <w:t xml:space="preserve"> </w:t>
+      </w:r>
+      <w:r>
+        <w:rPr>
+          <w:rStyle w:val="VerbatimChar"/>
+        </w:rPr>
+        <w:t xml:space="preserve">MEINS</w:t>
       </w:r>
       <w:r>
         <w:t xml:space="preserve">,</w:t>
@@ -3093,7 +3214,7 @@
         <w:rPr>
           <w:rStyle w:val="VerbatimChar"/>
         </w:rPr>
-        <w:t xml:space="preserve">QTY_CARTON</w:t>
+        <w:t xml:space="preserve">WAERS</w:t>
       </w:r>
       <w:r>
         <w:t xml:space="preserve">,</w:t>
@@ -3105,109 +3226,58 @@
         <w:rPr>
           <w:rStyle w:val="VerbatimChar"/>
         </w:rPr>
-        <w:t xml:space="preserve">BRGEW</w:t>
-      </w:r>
-      <w:r>
-        <w:t xml:space="preserve"> </w:t>
-      </w:r>
-      <w:r>
-        <w:t xml:space="preserve">(ref</w:t>
-      </w:r>
-      <w:r>
-        <w:t xml:space="preserve"> </w:t>
-      </w:r>
-      <w:r>
-        <w:rPr>
-          <w:rStyle w:val="VerbatimChar"/>
-        </w:rPr>
         <w:t xml:space="preserve">GEWEI</w:t>
       </w:r>
       <w:r>
-        <w:t xml:space="preserve">), the per-month</w:t>
-      </w:r>
-      <w:r>
-        <w:t xml:space="preserve"> </w:t>
-      </w:r>
-      <w:r>
-        <w:rPr>
-          <w:rStyle w:val="VerbatimChar"/>
-        </w:rPr>
-        <w:t xml:space="preserve">Mnn_KL</w:t>
-      </w:r>
-      <w:r>
-        <w:t xml:space="preserve"> </w:t>
-      </w:r>
-      <w:r>
-        <w:t xml:space="preserve">/</w:t>
-      </w:r>
-      <w:r>
-        <w:t xml:space="preserve"> </w:t>
-      </w:r>
-      <w:r>
-        <w:rPr>
-          <w:rStyle w:val="VerbatimChar"/>
-        </w:rPr>
-        <w:t xml:space="preserve">Mnn_CR</w:t>
-      </w:r>
-      <w:r>
-        <w:t xml:space="preserve"> </w:t>
-      </w:r>
-      <w:r>
-        <w:t xml:space="preserve">(annual twelve each, quarterly M4–M6, monthly</w:t>
-      </w:r>
-      <w:r>
-        <w:t xml:space="preserve"> </w:t>
-      </w:r>
-      <w:r>
-        <w:t xml:space="preserve">M4), and on annual and monthly</w:t>
-      </w:r>
-      <w:r>
-        <w:t xml:space="preserve"> </w:t>
-      </w:r>
-      <w:r>
-        <w:rPr>
-          <w:rStyle w:val="VerbatimChar"/>
-        </w:rPr>
-        <w:t xml:space="preserve">WAERS</w:t>
-      </w:r>
-      <w:r>
-        <w:t xml:space="preserve"> </w:t>
-      </w:r>
-      <w:r>
-        <w:t xml:space="preserve">+</w:t>
-      </w:r>
-      <w:r>
-        <w:t xml:space="preserve"> </w:t>
-      </w:r>
-      <w:r>
-        <w:rPr>
-          <w:rStyle w:val="VerbatimChar"/>
-        </w:rPr>
-        <w:t xml:space="preserve">PRICE</w:t>
-      </w:r>
-      <w:r>
-        <w:t xml:space="preserve"> </w:t>
-      </w:r>
-      <w:r>
-        <w:t xml:space="preserve">(ref</w:t>
-      </w:r>
-      <w:r>
-        <w:t xml:space="preserve"> </w:t>
-      </w:r>
-      <w:r>
-        <w:rPr>
-          <w:rStyle w:val="VerbatimChar"/>
-        </w:rPr>
-        <w:t xml:space="preserve">WAERS</w:t>
-      </w:r>
-      <w:r>
-        <w:t xml:space="preserve">), which the Adhesive tables</w:t>
-      </w:r>
-      <w:r>
-        <w:t xml:space="preserve"> </w:t>
-      </w:r>
-      <w:r>
-        <w:t xml:space="preserve">do not carry. Delivery class A, APPL0, size 0.</w:t>
+        <w:t xml:space="preserve"> </w:t>
+      </w:r>
+      <w:r>
+        <w:t xml:space="preserve">are carried as the</w:t>
+      </w:r>
+      <w:r>
+        <w:t xml:space="preserve"> </w:t>
+      </w:r>
+      <w:r>
+        <w:t xml:space="preserve">unit references the QUAN, CURR and weight fields need. Material groups are stored as the</w:t>
+      </w:r>
+      <w:r>
+        <w:t xml:space="preserve"> </w:t>
+      </w:r>
+      <w:r>
+        <w:t xml:space="preserve">descriptions the list shows (</w:t>
+      </w:r>
+      <w:r>
+        <w:rPr>
+          <w:rStyle w:val="VerbatimChar"/>
+        </w:rPr>
+        <w:t xml:space="preserve">BEZEI20</w:t>
+      </w:r>
+      <w:r>
+        <w:t xml:space="preserve">). Not stored: what the list does not show (history</w:t>
+      </w:r>
+      <w:r>
+        <w:t xml:space="preserve"> </w:t>
+      </w:r>
+      <w:r>
+        <w:t xml:space="preserve">months, groups 3 and 4, net weight, MSL, reason) — those stay in the shared tables. Delivery</w:t>
+      </w:r>
+      <w:r>
+        <w:t xml:space="preserve"> </w:t>
+      </w:r>
+      <w:r>
+        <w:t xml:space="preserve">class A, APPL0, size 0. Generated from the Adhesive table XML’s field blocks by</w:t>
+      </w:r>
+      <w:r>
+        <w:t xml:space="preserve"> </w:t>
+      </w:r>
+      <w:r>
+        <w:rPr>
+          <w:rStyle w:val="VerbatimChar"/>
+        </w:rPr>
+        <w:t xml:space="preserve">tools/mktables.py</w:t>
+      </w:r>
+      <w:r>
+        <w:t xml:space="preserve">.</w:t>
       </w:r>
     </w:p>
     <w:p>
@@ -3345,7 +3415,7 @@
       </w:r>
     </w:p>
     <w:bookmarkEnd w:id="25"/>
-    <w:bookmarkStart w:id="26" w:name="X2430ac70c688013bc39d7ec6cb8de7b1b7b8ea4"/>
+    <w:bookmarkStart w:id="26" w:name="X335be5172bba4f804582e3b3519d1ef414f5826"/>
     <w:p>
       <w:pPr>
         <w:pStyle w:val="Heading3"/>
@@ -3360,13 +3430,13 @@
         <w:rPr>
           <w:rStyle w:val="VerbatimChar"/>
         </w:rPr>
-        <w:t xml:space="preserve">ZPP_FORECAST_PAINTS_UPL</w:t>
-      </w:r>
-      <w:r>
-        <w:t xml:space="preserve"> </w:t>
-      </w:r>
-      <w:r>
-        <w:t xml:space="preserve">— all nine Paints uploads</w:t>
+        <w:t xml:space="preserve">ZPP_FORECAST_UPLOAD</w:t>
+      </w:r>
+      <w:r>
+        <w:t xml:space="preserve"> </w:t>
+      </w:r>
+      <w:r>
+        <w:t xml:space="preserve">(ZFCST_UPL) — the Paints uploads, in the Adhesive program</w:t>
       </w:r>
     </w:p>
     <w:p>
@@ -3374,97 +3444,732 @@
         <w:pStyle w:val="FirstParagraph"/>
       </w:pPr>
       <w:r>
-        <w:rPr>
-          <w:rStyle w:val="VerbatimChar"/>
-        </w:rPr>
-        <w:t xml:space="preserve">ZPP_FORECAST_UPLOAD</w:t>
-      </w:r>
-      <w:r>
-        <w:t xml:space="preserve"> </w:t>
-      </w:r>
-      <w:r>
-        <w:t xml:space="preserve">copied whole (repo copy activated 23/09/26: eight radio buttons, each</w:t>
-      </w:r>
-      <w:r>
-        <w:t xml:space="preserve"> </w:t>
-      </w:r>
-      <w:r>
-        <w:t xml:space="preserve">with its own Download Template button, Excel through</w:t>
-      </w:r>
-      <w:r>
-        <w:t xml:space="preserve"> </w:t>
-      </w:r>
-      <w:r>
-        <w:rPr>
-          <w:rStyle w:val="VerbatimChar"/>
-        </w:rPr>
-        <w:t xml:space="preserve">CL_FDT_XL_SPREADSHEET</w:t>
-      </w:r>
-      <w:r>
-        <w:t xml:space="preserve">, CSV, tab text,</w:t>
-      </w:r>
-      <w:r>
-        <w:t xml:space="preserve"> </w:t>
-      </w:r>
-      <w:r>
-        <w:t xml:space="preserve">header detection, per-row result list with traffic light, commit of good rows only) with</w:t>
-      </w:r>
-      <w:r>
-        <w:t xml:space="preserve"> </w:t>
-      </w:r>
-      <w:r>
-        <w:t xml:space="preserve">three additions: a ninth radio button Brand,</w:t>
-      </w:r>
-      <w:r>
-        <w:t xml:space="preserve"> </w:t>
-      </w:r>
-      <w:r>
-        <w:rPr>
-          <w:rStyle w:val="VerbatimChar"/>
-        </w:rPr>
-        <w:t xml:space="preserve">FORM DO_BRAND</w:t>
-      </w:r>
-      <w:r>
-        <w:t xml:space="preserve">, and</w:t>
-      </w:r>
-      <w:r>
-        <w:t xml:space="preserve"> </w:t>
-      </w:r>
-      <w:r>
-        <w:rPr>
-          <w:rStyle w:val="VerbatimChar"/>
-        </w:rPr>
-        <w:t xml:space="preserve">FORM CHECK_INDICATOR</w:t>
-      </w:r>
-      <w:r>
-        <w:t xml:space="preserve"> </w:t>
-      </w:r>
-      <w:r>
-        <w:t xml:space="preserve">replacing the MTS/MTO-only check in</w:t>
-      </w:r>
-      <w:r>
-        <w:t xml:space="preserve"> </w:t>
-      </w:r>
-      <w:r>
-        <w:rPr>
-          <w:rStyle w:val="VerbatimChar"/>
-        </w:rPr>
-        <w:t xml:space="preserve">FORM DO_CATEGORY</w:t>
-      </w:r>
-      <w:r>
-        <w:t xml:space="preserve">. Tracking, exclusion, legacy history,</w:t>
-      </w:r>
-      <w:r>
-        <w:t xml:space="preserve"> </w:t>
-      </w:r>
-      <w:r>
-        <w:t xml:space="preserve">business forecast and forecast change are the Adhesive routines unchanged and write the same</w:t>
-      </w:r>
-      <w:r>
-        <w:t xml:space="preserve"> </w:t>
-      </w:r>
-      <w:r>
-        <w:t xml:space="preserve">tables. A Paints user never needs ZFCST_UPL.</w:t>
+        <w:t xml:space="preserve">Changed on 22.10.2026 with markers</w:t>
+      </w:r>
+      <w:r>
+        <w:t xml:space="preserve"> </w:t>
+      </w:r>
+      <w:r>
+        <w:rPr>
+          <w:rStyle w:val="VerbatimChar"/>
+        </w:rPr>
+        <w:t xml:space="preserve">By Arnav on 22/10/26</w:t>
+      </w:r>
+      <w:r>
+        <w:t xml:space="preserve">, originals commented in place:</w:t>
+      </w:r>
+    </w:p>
+    <w:tbl>
+      <w:tblPr>
+        <w:tblStyle w:val="Table"/>
+        <w:tblW w:type="pct" w:w="5000"/>
+        <w:tblLook w:firstRow="1" w:lastRow="0" w:firstColumn="0" w:lastColumn="0" w:noHBand="0" w:noVBand="0" w:val="0020"/>
+        <w:jc w:val="start"/>
+      </w:tblPr>
+      <w:tblGrid>
+        <w:gridCol w:w="2640"/>
+        <w:gridCol w:w="2640"/>
+        <w:gridCol w:w="2640"/>
+      </w:tblGrid>
+      <w:tr>
+        <w:trPr>
+          <w:tblHeader w:val="true"/>
+        </w:trPr>
+        <w:tc>
+          <w:tcPr/>
+          <w:p>
+            <w:pPr>
+              <w:pStyle w:val="Compact"/>
+              <w:jc w:val="left"/>
+            </w:pPr>
+            <w:r>
+              <w:t xml:space="preserve">Unit</w:t>
+            </w:r>
+          </w:p>
+        </w:tc>
+        <w:tc>
+          <w:tcPr/>
+          <w:p>
+            <w:pPr>
+              <w:pStyle w:val="Compact"/>
+              <w:jc w:val="left"/>
+            </w:pPr>
+            <w:r>
+              <w:t xml:space="preserve">Anchor</w:t>
+            </w:r>
+          </w:p>
+        </w:tc>
+        <w:tc>
+          <w:tcPr/>
+          <w:p>
+            <w:pPr>
+              <w:pStyle w:val="Compact"/>
+              <w:jc w:val="left"/>
+            </w:pPr>
+            <w:r>
+              <w:t xml:space="preserve">Change</w:t>
+            </w:r>
+          </w:p>
+        </w:tc>
+      </w:tr>
+      <w:tr>
+        <w:tc>
+          <w:tcPr/>
+          <w:p>
+            <w:pPr>
+              <w:pStyle w:val="Compact"/>
+              <w:jc w:val="left"/>
+            </w:pPr>
+            <w:r>
+              <w:t xml:space="preserve">Selection screen, block</w:t>
+            </w:r>
+            <w:r>
+              <w:t xml:space="preserve"> </w:t>
+            </w:r>
+            <w:r>
+              <w:rPr>
+                <w:rStyle w:val="VerbatimChar"/>
+              </w:rPr>
+              <w:t xml:space="preserve">b0</w:t>
+            </w:r>
+          </w:p>
+        </w:tc>
+        <w:tc>
+          <w:tcPr/>
+          <w:p>
+            <w:pPr>
+              <w:pStyle w:val="Compact"/>
+              <w:jc w:val="left"/>
+            </w:pPr>
+            <w:r>
+              <w:t xml:space="preserve">after the</w:t>
+            </w:r>
+            <w:r>
+              <w:t xml:space="preserve"> </w:t>
+            </w:r>
+            <w:r>
+              <w:rPr>
+                <w:rStyle w:val="VerbatimChar"/>
+              </w:rPr>
+              <w:t xml:space="preserve">p_chgm</w:t>
+            </w:r>
+            <w:r>
+              <w:t xml:space="preserve"> </w:t>
+            </w:r>
+            <w:r>
+              <w:t xml:space="preserve">line (inside the 31/08/26 block, so single-line markers)</w:t>
+            </w:r>
+          </w:p>
+        </w:tc>
+        <w:tc>
+          <w:tcPr/>
+          <w:p>
+            <w:pPr>
+              <w:pStyle w:val="Compact"/>
+              <w:jc w:val="left"/>
+            </w:pPr>
+            <w:r>
+              <w:t xml:space="preserve">ninth radio button</w:t>
+            </w:r>
+            <w:r>
+              <w:t xml:space="preserve"> </w:t>
+            </w:r>
+            <w:r>
+              <w:rPr>
+                <w:rStyle w:val="VerbatimChar"/>
+              </w:rPr>
+              <w:t xml:space="preserve">p_brd</w:t>
+            </w:r>
+            <w:r>
+              <w:t xml:space="preserve"> </w:t>
+            </w:r>
+            <w:r>
+              <w:t xml:space="preserve">with comment</w:t>
+            </w:r>
+            <w:r>
+              <w:t xml:space="preserve"> </w:t>
+            </w:r>
+            <w:r>
+              <w:rPr>
+                <w:rStyle w:val="VerbatimChar"/>
+              </w:rPr>
+              <w:t xml:space="preserve">c_brd</w:t>
+            </w:r>
+            <w:r>
+              <w:t xml:space="preserve"> </w:t>
+            </w:r>
+            <w:r>
+              <w:t xml:space="preserve">and template button</w:t>
+            </w:r>
+            <w:r>
+              <w:t xml:space="preserve"> </w:t>
+            </w:r>
+            <w:r>
+              <w:rPr>
+                <w:rStyle w:val="VerbatimChar"/>
+              </w:rPr>
+              <w:t xml:space="preserve">b_brd</w:t>
+            </w:r>
+            <w:r>
+              <w:t xml:space="preserve"> </w:t>
+            </w:r>
+            <w:r>
+              <w:t xml:space="preserve">(</w:t>
+            </w:r>
+            <w:r>
+              <w:rPr>
+                <w:rStyle w:val="VerbatimChar"/>
+              </w:rPr>
+              <w:t xml:space="preserve">TBRD</w:t>
+            </w:r>
+            <w:r>
+              <w:t xml:space="preserve">)</w:t>
+            </w:r>
+          </w:p>
+        </w:tc>
+      </w:tr>
+      <w:tr>
+        <w:tc>
+          <w:tcPr/>
+          <w:p>
+            <w:pPr>
+              <w:pStyle w:val="Compact"/>
+              <w:jc w:val="left"/>
+            </w:pPr>
+            <w:r>
+              <w:rPr>
+                <w:rStyle w:val="VerbatimChar"/>
+              </w:rPr>
+              <w:t xml:space="preserve">INITIALIZATION</w:t>
+            </w:r>
+          </w:p>
+        </w:tc>
+        <w:tc>
+          <w:tcPr/>
+          <w:p>
+            <w:pPr>
+              <w:pStyle w:val="Compact"/>
+              <w:jc w:val="left"/>
+            </w:pPr>
+            <w:r>
+              <w:t xml:space="preserve">after</w:t>
+            </w:r>
+            <w:r>
+              <w:t xml:space="preserve"> </w:t>
+            </w:r>
+            <w:r>
+              <w:rPr>
+                <w:rStyle w:val="VerbatimChar"/>
+              </w:rPr>
+              <w:t xml:space="preserve">c_chgm = …</w:t>
+            </w:r>
+            <w:r>
+              <w:t xml:space="preserve"> </w:t>
+            </w:r>
+            <w:r>
+              <w:t xml:space="preserve">/</w:t>
+            </w:r>
+            <w:r>
+              <w:t xml:space="preserve"> </w:t>
+            </w:r>
+            <w:r>
+              <w:rPr>
+                <w:rStyle w:val="VerbatimChar"/>
+              </w:rPr>
+              <w:t xml:space="preserve">b_chgm = …</w:t>
+            </w:r>
+          </w:p>
+        </w:tc>
+        <w:tc>
+          <w:tcPr/>
+          <w:p>
+            <w:pPr>
+              <w:pStyle w:val="Compact"/>
+              <w:jc w:val="left"/>
+            </w:pPr>
+            <w:r>
+              <w:t xml:space="preserve">texts for the new button</w:t>
+            </w:r>
+          </w:p>
+        </w:tc>
+      </w:tr>
+      <w:tr>
+        <w:tc>
+          <w:tcPr/>
+          <w:p>
+            <w:pPr>
+              <w:pStyle w:val="Compact"/>
+              <w:jc w:val="left"/>
+            </w:pPr>
+            <w:r>
+              <w:rPr>
+                <w:rStyle w:val="VerbatimChar"/>
+              </w:rPr>
+              <w:t xml:space="preserve">AT SELECTION-SCREEN</w:t>
+            </w:r>
+          </w:p>
+        </w:tc>
+        <w:tc>
+          <w:tcPr/>
+          <w:p>
+            <w:pPr>
+              <w:pStyle w:val="Compact"/>
+              <w:jc w:val="left"/>
+            </w:pPr>
+            <w:r>
+              <w:t xml:space="preserve">after</w:t>
+            </w:r>
+            <w:r>
+              <w:t xml:space="preserve"> </w:t>
+            </w:r>
+            <w:r>
+              <w:rPr>
+                <w:rStyle w:val="VerbatimChar"/>
+              </w:rPr>
+              <w:t xml:space="preserve">WHEN 'TCGM'</w:t>
+            </w:r>
+          </w:p>
+        </w:tc>
+        <w:tc>
+          <w:tcPr/>
+          <w:p>
+            <w:pPr>
+              <w:pStyle w:val="Compact"/>
+              <w:jc w:val="left"/>
+            </w:pPr>
+            <w:r>
+              <w:rPr>
+                <w:rStyle w:val="VerbatimChar"/>
+              </w:rPr>
+              <w:t xml:space="preserve">WHEN 'TBRD'</w:t>
+            </w:r>
+            <w:r>
+              <w:t xml:space="preserve"> </w:t>
+            </w:r>
+            <w:r>
+              <w:t xml:space="preserve">→ template</w:t>
+            </w:r>
+            <w:r>
+              <w:t xml:space="preserve"> </w:t>
+            </w:r>
+            <w:r>
+              <w:rPr>
+                <w:rStyle w:val="VerbatimChar"/>
+              </w:rPr>
+              <w:t xml:space="preserve">BRD</w:t>
+            </w:r>
+          </w:p>
+        </w:tc>
+      </w:tr>
+      <w:tr>
+        <w:tc>
+          <w:tcPr/>
+          <w:p>
+            <w:pPr>
+              <w:pStyle w:val="Compact"/>
+              <w:jc w:val="left"/>
+            </w:pPr>
+            <w:r>
+              <w:rPr>
+                <w:rStyle w:val="VerbatimChar"/>
+              </w:rPr>
+              <w:t xml:space="preserve">START-OF-SELECTION</w:t>
+            </w:r>
+          </w:p>
+        </w:tc>
+        <w:tc>
+          <w:tcPr/>
+          <w:p>
+            <w:pPr>
+              <w:pStyle w:val="Compact"/>
+              <w:jc w:val="left"/>
+            </w:pPr>
+            <w:r>
+              <w:t xml:space="preserve">after</w:t>
+            </w:r>
+            <w:r>
+              <w:t xml:space="preserve"> </w:t>
+            </w:r>
+            <w:r>
+              <w:rPr>
+                <w:rStyle w:val="VerbatimChar"/>
+              </w:rPr>
+              <w:t xml:space="preserve">WHEN p_chgm</w:t>
+            </w:r>
+          </w:p>
+        </w:tc>
+        <w:tc>
+          <w:tcPr/>
+          <w:p>
+            <w:pPr>
+              <w:pStyle w:val="Compact"/>
+              <w:jc w:val="left"/>
+            </w:pPr>
+            <w:r>
+              <w:rPr>
+                <w:rStyle w:val="VerbatimChar"/>
+              </w:rPr>
+              <w:t xml:space="preserve">WHEN p_brd. PERFORM do_brand.</w:t>
+            </w:r>
+          </w:p>
+        </w:tc>
+      </w:tr>
+      <w:tr>
+        <w:tc>
+          <w:tcPr/>
+          <w:p>
+            <w:pPr>
+              <w:pStyle w:val="Compact"/>
+              <w:jc w:val="left"/>
+            </w:pPr>
+            <w:r>
+              <w:rPr>
+                <w:rStyle w:val="VerbatimChar"/>
+              </w:rPr>
+              <w:t xml:space="preserve">FORM current_type</w:t>
+            </w:r>
+          </w:p>
+        </w:tc>
+        <w:tc>
+          <w:tcPr/>
+          <w:p>
+            <w:pPr>
+              <w:pStyle w:val="Compact"/>
+              <w:jc w:val="left"/>
+            </w:pPr>
+            <w:r>
+              <w:t xml:space="preserve">after</w:t>
+            </w:r>
+            <w:r>
+              <w:t xml:space="preserve"> </w:t>
+            </w:r>
+            <w:r>
+              <w:rPr>
+                <w:rStyle w:val="VerbatimChar"/>
+              </w:rPr>
+              <w:t xml:space="preserve">WHEN p_chgm</w:t>
+            </w:r>
+          </w:p>
+        </w:tc>
+        <w:tc>
+          <w:tcPr/>
+          <w:p>
+            <w:pPr>
+              <w:pStyle w:val="Compact"/>
+              <w:jc w:val="left"/>
+            </w:pPr>
+            <w:r>
+              <w:rPr>
+                <w:rStyle w:val="VerbatimChar"/>
+              </w:rPr>
+              <w:t xml:space="preserve">'BRD'</w:t>
+            </w:r>
+          </w:p>
+        </w:tc>
+      </w:tr>
+      <w:tr>
+        <w:tc>
+          <w:tcPr/>
+          <w:p>
+            <w:pPr>
+              <w:pStyle w:val="Compact"/>
+              <w:jc w:val="left"/>
+            </w:pPr>
+            <w:r>
+              <w:rPr>
+                <w:rStyle w:val="VerbatimChar"/>
+              </w:rPr>
+              <w:t xml:space="preserve">FORM template_columns</w:t>
+            </w:r>
+          </w:p>
+        </w:tc>
+        <w:tc>
+          <w:tcPr/>
+          <w:p>
+            <w:pPr>
+              <w:pStyle w:val="Compact"/>
+              <w:jc w:val="left"/>
+            </w:pPr>
+            <w:r>
+              <w:t xml:space="preserve">before</w:t>
+            </w:r>
+            <w:r>
+              <w:t xml:space="preserve"> </w:t>
+            </w:r>
+            <w:r>
+              <w:rPr>
+                <w:rStyle w:val="VerbatimChar"/>
+              </w:rPr>
+              <w:t xml:space="preserve">WHEN OTHERS</w:t>
+            </w:r>
+          </w:p>
+        </w:tc>
+        <w:tc>
+          <w:tcPr/>
+          <w:p>
+            <w:pPr>
+              <w:pStyle w:val="Compact"/>
+              <w:jc w:val="left"/>
+            </w:pPr>
+            <w:r>
+              <w:rPr>
+                <w:rStyle w:val="VerbatimChar"/>
+              </w:rPr>
+              <w:t xml:space="preserve">WHEN 'BRD'</w:t>
+            </w:r>
+            <w:r>
+              <w:t xml:space="preserve">:</w:t>
+            </w:r>
+            <w:r>
+              <w:t xml:space="preserve"> </w:t>
+            </w:r>
+            <w:r>
+              <w:rPr>
+                <w:rStyle w:val="VerbatimChar"/>
+              </w:rPr>
+              <w:t xml:space="preserve">ZPPT_BRAND-WERKS</w:t>
+            </w:r>
+            <w:r>
+              <w:t xml:space="preserve">,</w:t>
+            </w:r>
+            <w:r>
+              <w:t xml:space="preserve"> </w:t>
+            </w:r>
+            <w:r>
+              <w:rPr>
+                <w:rStyle w:val="VerbatimChar"/>
+              </w:rPr>
+              <w:t xml:space="preserve">-MATNR</w:t>
+            </w:r>
+            <w:r>
+              <w:t xml:space="preserve">,</w:t>
+            </w:r>
+            <w:r>
+              <w:t xml:space="preserve"> </w:t>
+            </w:r>
+            <w:r>
+              <w:rPr>
+                <w:rStyle w:val="VerbatimChar"/>
+              </w:rPr>
+              <w:t xml:space="preserve">-BRAND</w:t>
+            </w:r>
+            <w:r>
+              <w:t xml:space="preserve">, file name</w:t>
+            </w:r>
+            <w:r>
+              <w:t xml:space="preserve"> </w:t>
+            </w:r>
+            <w:r>
+              <w:rPr>
+                <w:rStyle w:val="VerbatimChar"/>
+              </w:rPr>
+              <w:t xml:space="preserve">ZFCST_Brand</w:t>
+            </w:r>
+          </w:p>
+        </w:tc>
+      </w:tr>
+      <w:tr>
+        <w:tc>
+          <w:tcPr/>
+          <w:p>
+            <w:pPr>
+              <w:pStyle w:val="Compact"/>
+              <w:jc w:val="left"/>
+            </w:pPr>
+            <w:r>
+              <w:rPr>
+                <w:rStyle w:val="VerbatimChar"/>
+              </w:rPr>
+              <w:t xml:space="preserve">FORM do_category</w:t>
+            </w:r>
+          </w:p>
+        </w:tc>
+        <w:tc>
+          <w:tcPr/>
+          <w:p>
+            <w:pPr>
+              <w:pStyle w:val="Compact"/>
+              <w:jc w:val="left"/>
+            </w:pPr>
+            <w:r>
+              <w:t xml:space="preserve">the MTS/MTO check on column 5</w:t>
+            </w:r>
+          </w:p>
+        </w:tc>
+        <w:tc>
+          <w:tcPr/>
+          <w:p>
+            <w:pPr>
+              <w:pStyle w:val="Compact"/>
+              <w:jc w:val="left"/>
+            </w:pPr>
+            <w:r>
+              <w:t xml:space="preserve">replaced by</w:t>
+            </w:r>
+            <w:r>
+              <w:t xml:space="preserve"> </w:t>
+            </w:r>
+            <w:r>
+              <w:rPr>
+                <w:rStyle w:val="VerbatimChar"/>
+              </w:rPr>
+              <w:t xml:space="preserve">PERFORM check_indicator USING lv_tmp CHANGING lv_mts lv_err</w:t>
+            </w:r>
+            <w:r>
+              <w:t xml:space="preserve"> </w:t>
+            </w:r>
+            <w:r>
+              <w:t xml:space="preserve">— old three lines commented</w:t>
+            </w:r>
+          </w:p>
+        </w:tc>
+      </w:tr>
+      <w:tr>
+        <w:tc>
+          <w:tcPr/>
+          <w:p>
+            <w:pPr>
+              <w:pStyle w:val="Compact"/>
+              <w:jc w:val="left"/>
+            </w:pPr>
+            <w:r>
+              <w:t xml:space="preserve">new</w:t>
+            </w:r>
+            <w:r>
+              <w:t xml:space="preserve"> </w:t>
+            </w:r>
+            <w:r>
+              <w:rPr>
+                <w:rStyle w:val="VerbatimChar"/>
+              </w:rPr>
+              <w:t xml:space="preserve">FORM check_indicator</w:t>
+            </w:r>
+          </w:p>
+        </w:tc>
+        <w:tc>
+          <w:tcPr/>
+          <w:p>
+            <w:pPr>
+              <w:pStyle w:val="Compact"/>
+              <w:jc w:val="left"/>
+            </w:pPr>
+            <w:r>
+              <w:t xml:space="preserve">appended</w:t>
+            </w:r>
+          </w:p>
+        </w:tc>
+        <w:tc>
+          <w:tcPr/>
+          <w:p>
+            <w:pPr>
+              <w:pStyle w:val="Compact"/>
+              <w:jc w:val="left"/>
+            </w:pPr>
+            <w:r>
+              <w:t xml:space="preserve">MTS, MTO, DIS, TIN stored as typed; DIS ART / DISART → DIS, TINTING → TIN; anything else rejected; blank stays blank</w:t>
+            </w:r>
+          </w:p>
+        </w:tc>
+      </w:tr>
+      <w:tr>
+        <w:tc>
+          <w:tcPr/>
+          <w:p>
+            <w:pPr>
+              <w:pStyle w:val="Compact"/>
+              <w:jc w:val="left"/>
+            </w:pPr>
+            <w:r>
+              <w:t xml:space="preserve">new</w:t>
+            </w:r>
+            <w:r>
+              <w:t xml:space="preserve"> </w:t>
+            </w:r>
+            <w:r>
+              <w:rPr>
+                <w:rStyle w:val="VerbatimChar"/>
+              </w:rPr>
+              <w:t xml:space="preserve">FORM do_brand</w:t>
+            </w:r>
+          </w:p>
+        </w:tc>
+        <w:tc>
+          <w:tcPr/>
+          <w:p>
+            <w:pPr>
+              <w:pStyle w:val="Compact"/>
+              <w:jc w:val="left"/>
+            </w:pPr>
+            <w:r>
+              <w:t xml:space="preserve">appended</w:t>
+            </w:r>
+          </w:p>
+        </w:tc>
+        <w:tc>
+          <w:tcPr/>
+          <w:p>
+            <w:pPr>
+              <w:pStyle w:val="Compact"/>
+              <w:jc w:val="left"/>
+            </w:pPr>
+            <w:r>
+              <w:t xml:space="preserve">Plant, Material, Brand →</w:t>
+            </w:r>
+            <w:r>
+              <w:t xml:space="preserve"> </w:t>
+            </w:r>
+            <w:r>
+              <w:rPr>
+                <w:rStyle w:val="VerbatimChar"/>
+              </w:rPr>
+              <w:t xml:space="preserve">ZPPT_BRAND</w:t>
+            </w:r>
+            <w:r>
+              <w:t xml:space="preserve">; MARC check, brand mandatory, overwrite or insert, created-by kept, test run honoured</w:t>
+            </w:r>
+          </w:p>
+        </w:tc>
+      </w:tr>
+    </w:tbl>
+    <w:p>
+      <w:pPr>
+        <w:pStyle w:val="BodyText"/>
+      </w:pPr>
+      <w:r>
+        <w:t xml:space="preserve">Selection text</w:t>
+      </w:r>
+      <w:r>
+        <w:t xml:space="preserve"> </w:t>
+      </w:r>
+      <w:r>
+        <w:rPr>
+          <w:rStyle w:val="VerbatimChar"/>
+        </w:rPr>
+        <w:t xml:space="preserve">P_BRD</w:t>
+      </w:r>
+      <w:r>
+        <w:t xml:space="preserve"> </w:t>
+      </w:r>
+      <w:r>
+        <w:t xml:space="preserve">“</w:t>
+      </w:r>
+      <w:r>
+        <w:t xml:space="preserve">Brand</w:t>
+      </w:r>
+      <w:r>
+        <w:t xml:space="preserve">”</w:t>
+      </w:r>
+      <w:r>
+        <w:t xml:space="preserve"> </w:t>
+      </w:r>
+      <w:r>
+        <w:t xml:space="preserve">added to the text pool. The separate Paints upload program of</w:t>
+      </w:r>
+      <w:r>
+        <w:t xml:space="preserve"> </w:t>
+      </w:r>
+      <w:r>
+        <w:t xml:space="preserve">19.10.2026 is withdrawn.</w:t>
       </w:r>
     </w:p>
     <w:tbl>

--- a/kpmg/zpp_forecast_paints/docs/TS_ZFORECAST_Paints.docx
+++ b/kpmg/zpp_forecast_paints/docs/TS_ZFORECAST_Paints.docx
@@ -491,7 +491,11 @@
           <w:p>
             <w:pPr>
               <w:pStyle w:val="Compact"/>
-            </w:pPr>
+              <w:jc w:val="left"/>
+            </w:pPr>
+            <w:r>
+              <w:t xml:space="preserve">DEVK930479</w:t>
+            </w:r>
           </w:p>
         </w:tc>
       </w:tr>

--- a/kpmg/zpp_forecast_paints/docs/TS_ZFORECAST_Paints.docx
+++ b/kpmg/zpp_forecast_paints/docs/TS_ZFORECAST_Paints.docx
@@ -2050,43 +2050,37 @@
               <w:rPr>
                 <w:rStyle w:val="VerbatimChar"/>
               </w:rPr>
-              <w:t xml:space="preserve">READ_CONFIG</w:t>
-            </w:r>
-          </w:p>
-        </w:tc>
-        <w:tc>
-          <w:tcPr/>
-          <w:p>
-            <w:pPr>
-              <w:pStyle w:val="Compact"/>
-              <w:jc w:val="left"/>
-            </w:pPr>
-            <w:r>
-              <w:rPr>
-                <w:rStyle w:val="VerbatimChar"/>
-              </w:rPr>
-              <w:t xml:space="preserve">ZPPT_FCST_CFG</w:t>
-            </w:r>
-          </w:p>
-        </w:tc>
-        <w:tc>
-          <w:tcPr/>
-          <w:p>
-            <w:pPr>
-              <w:pStyle w:val="Compact"/>
-              <w:jc w:val="left"/>
-            </w:pPr>
-            <w:r>
-              <w:rPr>
-                <w:rStyle w:val="VerbatimChar"/>
-              </w:rPr>
-              <w:t xml:space="preserve">VKORG</w:t>
-            </w:r>
-            <w:r>
-              <w:t xml:space="preserve"> </w:t>
-            </w:r>
-            <w:r>
-              <w:t xml:space="preserve">per plant. Missing row → message 018 (W) in the run log, 4000 used</w:t>
+              <w:t xml:space="preserve">READ_NAMES</w:t>
+            </w:r>
+          </w:p>
+        </w:tc>
+        <w:tc>
+          <w:tcPr/>
+          <w:p>
+            <w:pPr>
+              <w:pStyle w:val="Compact"/>
+              <w:jc w:val="left"/>
+            </w:pPr>
+            <w:r>
+              <w:rPr>
+                <w:rStyle w:val="VerbatimChar"/>
+              </w:rPr>
+              <w:t xml:space="preserve">T001W</w:t>
+            </w:r>
+          </w:p>
+        </w:tc>
+        <w:tc>
+          <w:tcPr/>
+          <w:p>
+            <w:pPr>
+              <w:pStyle w:val="Compact"/>
+              <w:jc w:val="left"/>
+            </w:pPr>
+            <w:r>
+              <w:rPr>
+                <w:rStyle w:val="VerbatimChar"/>
+              </w:rPr>
+              <w:t xml:space="preserve">NAME1</w:t>
             </w:r>
           </w:p>
         </w:tc>
@@ -2103,37 +2097,34 @@
               <w:rPr>
                 <w:rStyle w:val="VerbatimChar"/>
               </w:rPr>
-              <w:t xml:space="preserve">READ_NAMES</w:t>
-            </w:r>
-          </w:p>
-        </w:tc>
-        <w:tc>
-          <w:tcPr/>
-          <w:p>
-            <w:pPr>
-              <w:pStyle w:val="Compact"/>
-              <w:jc w:val="left"/>
-            </w:pPr>
-            <w:r>
-              <w:rPr>
-                <w:rStyle w:val="VerbatimChar"/>
-              </w:rPr>
-              <w:t xml:space="preserve">T001W</w:t>
-            </w:r>
-          </w:p>
-        </w:tc>
-        <w:tc>
-          <w:tcPr/>
-          <w:p>
-            <w:pPr>
-              <w:pStyle w:val="Compact"/>
-              <w:jc w:val="left"/>
-            </w:pPr>
-            <w:r>
-              <w:rPr>
-                <w:rStyle w:val="VerbatimChar"/>
-              </w:rPr>
-              <w:t xml:space="preserve">NAME1</w:t>
+              <w:t xml:space="preserve">READ_BRANDS</w:t>
+            </w:r>
+          </w:p>
+        </w:tc>
+        <w:tc>
+          <w:tcPr/>
+          <w:p>
+            <w:pPr>
+              <w:pStyle w:val="Compact"/>
+              <w:jc w:val="left"/>
+            </w:pPr>
+            <w:r>
+              <w:rPr>
+                <w:rStyle w:val="VerbatimChar"/>
+              </w:rPr>
+              <w:t xml:space="preserve">ZPPT_BRAND</w:t>
+            </w:r>
+          </w:p>
+        </w:tc>
+        <w:tc>
+          <w:tcPr/>
+          <w:p>
+            <w:pPr>
+              <w:pStyle w:val="Compact"/>
+              <w:jc w:val="left"/>
+            </w:pPr>
+            <w:r>
+              <w:t xml:space="preserve">by plant and material</w:t>
             </w:r>
           </w:p>
         </w:tc>
@@ -2150,34 +2141,61 @@
               <w:rPr>
                 <w:rStyle w:val="VerbatimChar"/>
               </w:rPr>
-              <w:t xml:space="preserve">READ_BRANDS</w:t>
-            </w:r>
-          </w:p>
-        </w:tc>
-        <w:tc>
-          <w:tcPr/>
-          <w:p>
-            <w:pPr>
-              <w:pStyle w:val="Compact"/>
-              <w:jc w:val="left"/>
-            </w:pPr>
-            <w:r>
-              <w:rPr>
-                <w:rStyle w:val="VerbatimChar"/>
-              </w:rPr>
-              <w:t xml:space="preserve">ZPPT_BRAND</w:t>
-            </w:r>
-          </w:p>
-        </w:tc>
-        <w:tc>
-          <w:tcPr/>
-          <w:p>
-            <w:pPr>
-              <w:pStyle w:val="Compact"/>
-              <w:jc w:val="left"/>
-            </w:pPr>
-            <w:r>
-              <w:t xml:space="preserve">by plant and material</w:t>
+              <w:t xml:space="preserve">READ_MARA</w:t>
+            </w:r>
+          </w:p>
+        </w:tc>
+        <w:tc>
+          <w:tcPr/>
+          <w:p>
+            <w:pPr>
+              <w:pStyle w:val="Compact"/>
+              <w:jc w:val="left"/>
+            </w:pPr>
+            <w:r>
+              <w:rPr>
+                <w:rStyle w:val="VerbatimChar"/>
+              </w:rPr>
+              <w:t xml:space="preserve">MARA</w:t>
+            </w:r>
+          </w:p>
+        </w:tc>
+        <w:tc>
+          <w:tcPr/>
+          <w:p>
+            <w:pPr>
+              <w:pStyle w:val="Compact"/>
+              <w:jc w:val="left"/>
+            </w:pPr>
+            <w:r>
+              <w:rPr>
+                <w:rStyle w:val="VerbatimChar"/>
+              </w:rPr>
+              <w:t xml:space="preserve">MEINS</w:t>
+            </w:r>
+            <w:r>
+              <w:t xml:space="preserve">,</w:t>
+            </w:r>
+            <w:r>
+              <w:t xml:space="preserve"> </w:t>
+            </w:r>
+            <w:r>
+              <w:rPr>
+                <w:rStyle w:val="VerbatimChar"/>
+              </w:rPr>
+              <w:t xml:space="preserve">BRGEW</w:t>
+            </w:r>
+            <w:r>
+              <w:t xml:space="preserve">,</w:t>
+            </w:r>
+            <w:r>
+              <w:t xml:space="preserve"> </w:t>
+            </w:r>
+            <w:r>
+              <w:rPr>
+                <w:rStyle w:val="VerbatimChar"/>
+              </w:rPr>
+              <w:t xml:space="preserve">GEWEI</w:t>
             </w:r>
           </w:p>
         </w:tc>
@@ -2194,61 +2212,61 @@
               <w:rPr>
                 <w:rStyle w:val="VerbatimChar"/>
               </w:rPr>
-              <w:t xml:space="preserve">READ_MARA</w:t>
-            </w:r>
-          </w:p>
-        </w:tc>
-        <w:tc>
-          <w:tcPr/>
-          <w:p>
-            <w:pPr>
-              <w:pStyle w:val="Compact"/>
-              <w:jc w:val="left"/>
-            </w:pPr>
-            <w:r>
-              <w:rPr>
-                <w:rStyle w:val="VerbatimChar"/>
-              </w:rPr>
-              <w:t xml:space="preserve">MARA</w:t>
-            </w:r>
-          </w:p>
-        </w:tc>
-        <w:tc>
-          <w:tcPr/>
-          <w:p>
-            <w:pPr>
-              <w:pStyle w:val="Compact"/>
-              <w:jc w:val="left"/>
-            </w:pPr>
-            <w:r>
-              <w:rPr>
-                <w:rStyle w:val="VerbatimChar"/>
-              </w:rPr>
-              <w:t xml:space="preserve">MEINS</w:t>
-            </w:r>
-            <w:r>
-              <w:t xml:space="preserve">,</w:t>
-            </w:r>
-            <w:r>
-              <w:t xml:space="preserve"> </w:t>
-            </w:r>
-            <w:r>
-              <w:rPr>
-                <w:rStyle w:val="VerbatimChar"/>
-              </w:rPr>
-              <w:t xml:space="preserve">BRGEW</w:t>
-            </w:r>
-            <w:r>
-              <w:t xml:space="preserve">,</w:t>
-            </w:r>
-            <w:r>
-              <w:t xml:space="preserve"> </w:t>
-            </w:r>
-            <w:r>
-              <w:rPr>
-                <w:rStyle w:val="VerbatimChar"/>
-              </w:rPr>
-              <w:t xml:space="preserve">GEWEI</w:t>
+              <w:t xml:space="preserve">READ_PACK_SIZES</w:t>
+            </w:r>
+          </w:p>
+        </w:tc>
+        <w:tc>
+          <w:tcPr/>
+          <w:p>
+            <w:pPr>
+              <w:pStyle w:val="Compact"/>
+              <w:jc w:val="left"/>
+            </w:pPr>
+            <w:r>
+              <w:rPr>
+                <w:rStyle w:val="VerbatimChar"/>
+              </w:rPr>
+              <w:t xml:space="preserve">MARM</w:t>
+            </w:r>
+          </w:p>
+        </w:tc>
+        <w:tc>
+          <w:tcPr/>
+          <w:p>
+            <w:pPr>
+              <w:pStyle w:val="Compact"/>
+              <w:jc w:val="left"/>
+            </w:pPr>
+            <w:r>
+              <w:t xml:space="preserve">units L, ML, KG, G only; first in that order that is not the base unit; pack =</w:t>
+            </w:r>
+            <w:r>
+              <w:t xml:space="preserve"> </w:t>
+            </w:r>
+            <w:r>
+              <w:rPr>
+                <w:rStyle w:val="VerbatimChar"/>
+              </w:rPr>
+              <w:t xml:space="preserve">UMREN</w:t>
+            </w:r>
+            <w:r>
+              <w:t xml:space="preserve"> </w:t>
+            </w:r>
+            <w:r>
+              <w:t xml:space="preserve">÷</w:t>
+            </w:r>
+            <w:r>
+              <w:t xml:space="preserve"> </w:t>
+            </w:r>
+            <w:r>
+              <w:rPr>
+                <w:rStyle w:val="VerbatimChar"/>
+              </w:rPr>
+              <w:t xml:space="preserve">UMREZ</w:t>
+            </w:r>
+            <w:r>
+              <w:t xml:space="preserve">; ML and G ÷ 1000</w:t>
             </w:r>
           </w:p>
         </w:tc>
@@ -2265,61 +2283,88 @@
               <w:rPr>
                 <w:rStyle w:val="VerbatimChar"/>
               </w:rPr>
-              <w:t xml:space="preserve">READ_PACK_SIZES</w:t>
-            </w:r>
-          </w:p>
-        </w:tc>
-        <w:tc>
-          <w:tcPr/>
-          <w:p>
-            <w:pPr>
-              <w:pStyle w:val="Compact"/>
-              <w:jc w:val="left"/>
-            </w:pPr>
-            <w:r>
-              <w:rPr>
-                <w:rStyle w:val="VerbatimChar"/>
-              </w:rPr>
-              <w:t xml:space="preserve">MARM</w:t>
-            </w:r>
-          </w:p>
-        </w:tc>
-        <w:tc>
-          <w:tcPr/>
-          <w:p>
-            <w:pPr>
-              <w:pStyle w:val="Compact"/>
-              <w:jc w:val="left"/>
-            </w:pPr>
-            <w:r>
-              <w:t xml:space="preserve">units L, ML, KG, G only; first in that order that is not the base unit; pack =</w:t>
-            </w:r>
-            <w:r>
-              <w:t xml:space="preserve"> </w:t>
-            </w:r>
-            <w:r>
-              <w:rPr>
-                <w:rStyle w:val="VerbatimChar"/>
-              </w:rPr>
-              <w:t xml:space="preserve">UMREN</w:t>
-            </w:r>
-            <w:r>
-              <w:t xml:space="preserve"> </w:t>
-            </w:r>
-            <w:r>
-              <w:t xml:space="preserve">÷</w:t>
-            </w:r>
-            <w:r>
-              <w:t xml:space="preserve"> </w:t>
-            </w:r>
-            <w:r>
-              <w:rPr>
-                <w:rStyle w:val="VerbatimChar"/>
-              </w:rPr>
-              <w:t xml:space="preserve">UMREZ</w:t>
-            </w:r>
-            <w:r>
-              <w:t xml:space="preserve">; ML and G ÷ 1000</w:t>
+              <w:t xml:space="preserve">READ_SALES_VIEW</w:t>
+            </w:r>
+          </w:p>
+        </w:tc>
+        <w:tc>
+          <w:tcPr/>
+          <w:p>
+            <w:pPr>
+              <w:pStyle w:val="Compact"/>
+              <w:jc w:val="left"/>
+            </w:pPr>
+            <w:r>
+              <w:rPr>
+                <w:rStyle w:val="VerbatimChar"/>
+              </w:rPr>
+              <w:t xml:space="preserve">MVKE</w:t>
+            </w:r>
+          </w:p>
+        </w:tc>
+        <w:tc>
+          <w:tcPr/>
+          <w:p>
+            <w:pPr>
+              <w:pStyle w:val="Compact"/>
+              <w:jc w:val="left"/>
+            </w:pPr>
+            <w:r>
+              <w:t xml:space="preserve">sales org 4000 hardcoded (</w:t>
+            </w:r>
+            <w:r>
+              <w:rPr>
+                <w:rStyle w:val="VerbatimChar"/>
+              </w:rPr>
+              <w:t xml:space="preserve">GC_VKORG</w:t>
+            </w:r>
+            <w:r>
+              <w:t xml:space="preserve">, FS row 91):</w:t>
+            </w:r>
+            <w:r>
+              <w:t xml:space="preserve"> </w:t>
+            </w:r>
+            <w:r>
+              <w:rPr>
+                <w:rStyle w:val="VerbatimChar"/>
+              </w:rPr>
+              <w:t xml:space="preserve">MVGR1..5</w:t>
+            </w:r>
+            <w:r>
+              <w:t xml:space="preserve"> </w:t>
+            </w:r>
+            <w:r>
+              <w:t xml:space="preserve">overwrite the engine’s groups,</w:t>
+            </w:r>
+            <w:r>
+              <w:t xml:space="preserve"> </w:t>
+            </w:r>
+            <w:r>
+              <w:rPr>
+                <w:rStyle w:val="VerbatimChar"/>
+              </w:rPr>
+              <w:t xml:space="preserve">AUMNG</w:t>
+            </w:r>
+            <w:r>
+              <w:t xml:space="preserve"> </w:t>
+            </w:r>
+            <w:r>
+              <w:t xml:space="preserve">where</w:t>
+            </w:r>
+            <w:r>
+              <w:t xml:space="preserve"> </w:t>
+            </w:r>
+            <w:r>
+              <w:rPr>
+                <w:rStyle w:val="VerbatimChar"/>
+              </w:rPr>
+              <w:t xml:space="preserve">MVGR1</w:t>
+            </w:r>
+            <w:r>
+              <w:t xml:space="preserve"> </w:t>
+            </w:r>
+            <w:r>
+              <w:t xml:space="preserve">not blank</w:t>
             </w:r>
           </w:p>
         </w:tc>
@@ -2336,73 +2381,43 @@
               <w:rPr>
                 <w:rStyle w:val="VerbatimChar"/>
               </w:rPr>
-              <w:t xml:space="preserve">READ_CARTONS</w:t>
-            </w:r>
-          </w:p>
-        </w:tc>
-        <w:tc>
-          <w:tcPr/>
-          <w:p>
-            <w:pPr>
-              <w:pStyle w:val="Compact"/>
-              <w:jc w:val="left"/>
-            </w:pPr>
-            <w:r>
-              <w:rPr>
-                <w:rStyle w:val="VerbatimChar"/>
-              </w:rPr>
-              <w:t xml:space="preserve">MVKE</w:t>
-            </w:r>
-          </w:p>
-        </w:tc>
-        <w:tc>
-          <w:tcPr/>
-          <w:p>
-            <w:pPr>
-              <w:pStyle w:val="Compact"/>
-              <w:jc w:val="left"/>
-            </w:pPr>
-            <w:r>
-              <w:rPr>
-                <w:rStyle w:val="VerbatimChar"/>
-              </w:rPr>
-              <w:t xml:space="preserve">AUMNG</w:t>
-            </w:r>
-            <w:r>
-              <w:t xml:space="preserve"> </w:t>
-            </w:r>
-            <w:r>
-              <w:t xml:space="preserve">where</w:t>
-            </w:r>
-            <w:r>
-              <w:t xml:space="preserve"> </w:t>
-            </w:r>
-            <w:r>
-              <w:rPr>
-                <w:rStyle w:val="VerbatimChar"/>
-              </w:rPr>
-              <w:t xml:space="preserve">MVGR1</w:t>
-            </w:r>
-            <w:r>
-              <w:t xml:space="preserve"> </w:t>
-            </w:r>
-            <w:r>
-              <w:t xml:space="preserve">not blank,</w:t>
-            </w:r>
-            <w:r>
-              <w:t xml:space="preserve"> </w:t>
-            </w:r>
-            <w:r>
-              <w:rPr>
-                <w:rStyle w:val="VerbatimChar"/>
-              </w:rPr>
-              <w:t xml:space="preserve">VKORG</w:t>
-            </w:r>
-            <w:r>
-              <w:t xml:space="preserve"> </w:t>
-            </w:r>
-            <w:r>
-              <w:t xml:space="preserve">in the configured sales organisations</w:t>
+              <w:t xml:space="preserve">READ_GROUP_TEXTS</w:t>
+            </w:r>
+          </w:p>
+        </w:tc>
+        <w:tc>
+          <w:tcPr/>
+          <w:p>
+            <w:pPr>
+              <w:pStyle w:val="Compact"/>
+              <w:jc w:val="left"/>
+            </w:pPr>
+            <w:r>
+              <w:rPr>
+                <w:rStyle w:val="VerbatimChar"/>
+              </w:rPr>
+              <w:t xml:space="preserve">TVM1T</w:t>
+            </w:r>
+            <w:r>
+              <w:t xml:space="preserve">..</w:t>
+            </w:r>
+            <w:r>
+              <w:rPr>
+                <w:rStyle w:val="VerbatimChar"/>
+              </w:rPr>
+              <w:t xml:space="preserve">TVM5T</w:t>
+            </w:r>
+          </w:p>
+        </w:tc>
+        <w:tc>
+          <w:tcPr/>
+          <w:p>
+            <w:pPr>
+              <w:pStyle w:val="Compact"/>
+              <w:jc w:val="left"/>
+            </w:pPr>
+            <w:r>
+              <w:t xml:space="preserve">descriptions for groups 1..5 in the logon language</w:t>
             </w:r>
           </w:p>
         </w:tc>

--- a/kpmg/zpp_forecast_paints/docs/TS_ZFORECAST_Paints.docx
+++ b/kpmg/zpp_forecast_paints/docs/TS_ZFORECAST_Paints.docx
@@ -1160,41 +1160,41 @@
               </w:rPr>
               <w:t xml:space="preserve">ZFCST_PAINTS</w:t>
             </w:r>
-            <w:r>
-              <w:t xml:space="preserve">,</w:t>
-            </w:r>
-            <w:r>
-              <w:t xml:space="preserve"> </w:t>
-            </w:r>
-            <w:r>
-              <w:rPr>
-                <w:rStyle w:val="VerbatimChar"/>
-              </w:rPr>
-              <w:t xml:space="preserve">ZFCST_PAINTS_UPL</w:t>
-            </w:r>
-          </w:p>
-        </w:tc>
-        <w:tc>
-          <w:tcPr/>
-          <w:p>
-            <w:pPr>
-              <w:pStyle w:val="Compact"/>
-              <w:jc w:val="left"/>
-            </w:pPr>
-            <w:r>
-              <w:t xml:space="preserve">Transactions</w:t>
-            </w:r>
-          </w:p>
-        </w:tc>
-        <w:tc>
-          <w:tcPr/>
-          <w:p>
-            <w:pPr>
-              <w:pStyle w:val="Compact"/>
-              <w:jc w:val="left"/>
-            </w:pPr>
-            <w:r>
-              <w:t xml:space="preserve">New, manual SE93</w:t>
+          </w:p>
+        </w:tc>
+        <w:tc>
+          <w:tcPr/>
+          <w:p>
+            <w:pPr>
+              <w:pStyle w:val="Compact"/>
+              <w:jc w:val="left"/>
+            </w:pPr>
+            <w:r>
+              <w:t xml:space="preserve">Transaction</w:t>
+            </w:r>
+          </w:p>
+        </w:tc>
+        <w:tc>
+          <w:tcPr/>
+          <w:p>
+            <w:pPr>
+              <w:pStyle w:val="Compact"/>
+              <w:jc w:val="left"/>
+            </w:pPr>
+            <w:r>
+              <w:t xml:space="preserve">New, manual SE93 (uploads use the existing</w:t>
+            </w:r>
+            <w:r>
+              <w:t xml:space="preserve"> </w:t>
+            </w:r>
+            <w:r>
+              <w:rPr>
+                <w:rStyle w:val="VerbatimChar"/>
+              </w:rPr>
+              <w:t xml:space="preserve">ZFCST_UPL</w:t>
+            </w:r>
+            <w:r>
+              <w:t xml:space="preserve">)</w:t>
             </w:r>
           </w:p>
         </w:tc>
@@ -4899,7 +4899,7 @@
         <w:t xml:space="preserve">”</w:t>
       </w:r>
       <w:r>
-        <w:t xml:space="preserve">: SE41 copy of</w:t>
+        <w:t xml:space="preserve">: SE41</w:t>
       </w:r>
       <w:r>
         <w:t xml:space="preserve"> </w:t>
@@ -4911,7 +4911,22 @@
         <w:t xml:space="preserve">PF_STATUS</w:t>
       </w:r>
       <w:r>
-        <w:t xml:space="preserve">, SE93 ×2, SM30 config rows</w:t>
+        <w:t xml:space="preserve"> </w:t>
+      </w:r>
+      <w:r>
+        <w:t xml:space="preserve">(done 22/10), SE93</w:t>
+      </w:r>
+      <w:r>
+        <w:t xml:space="preserve"> </w:t>
+      </w:r>
+      <w:r>
+        <w:rPr>
+          <w:rStyle w:val="VerbatimChar"/>
+        </w:rPr>
+        <w:t xml:space="preserve">ZFCST_PAINTS</w:t>
+      </w:r>
+      <w:r>
+        <w:t xml:space="preserve">; no SM30 config row (sales org 4000 hardcoded)</w:t>
       </w:r>
       <w:r>
         <w:t xml:space="preserve"> </w:t>
@@ -5725,7 +5740,7 @@
               <w:jc w:val="left"/>
             </w:pPr>
             <w:r>
-              <w:t xml:space="preserve">Annual run, Paints plant with config row</w:t>
+              <w:t xml:space="preserve">Annual run, Paints plant</w:t>
             </w:r>
           </w:p>
         </w:tc>
@@ -5775,27 +5790,27 @@
               <w:jc w:val="left"/>
             </w:pPr>
             <w:r>
-              <w:t xml:space="preserve">Annual run, plant without config row</w:t>
-            </w:r>
-          </w:p>
-        </w:tc>
-        <w:tc>
-          <w:tcPr/>
-          <w:p>
-            <w:pPr>
-              <w:pStyle w:val="Compact"/>
-            </w:pPr>
-          </w:p>
-        </w:tc>
-        <w:tc>
-          <w:tcPr/>
-          <w:p>
-            <w:pPr>
-              <w:pStyle w:val="Compact"/>
-              <w:jc w:val="left"/>
-            </w:pPr>
-            <w:r>
-              <w:t xml:space="preserve">list produced; SLG1 log carries message 018 for the plant; MVKE reads on 4000</w:t>
+              <w:t xml:space="preserve">Annual run, material without a sales view in sales org 4000</w:t>
+            </w:r>
+          </w:p>
+        </w:tc>
+        <w:tc>
+          <w:tcPr/>
+          <w:p>
+            <w:pPr>
+              <w:pStyle w:val="Compact"/>
+            </w:pPr>
+          </w:p>
+        </w:tc>
+        <w:tc>
+          <w:tcPr/>
+          <w:p>
+            <w:pPr>
+              <w:pStyle w:val="Compact"/>
+              <w:jc w:val="left"/>
+            </w:pPr>
+            <w:r>
+              <w:t xml:space="preserve">list produced; material groups 1, 2, 5 and qty per carton blank for that material; everything else filled</w:t>
             </w:r>
           </w:p>
         </w:tc>
